--- a/courts/military/court-of-military-commission-review/answering-brief/usage/OUTPUT-answering-brief.docx
+++ b/courts/military/court-of-military-commission-review/answering-brief/usage/OUTPUT-answering-brief.docx
@@ -1277,6 +1277,16 @@
     </w:p>
     <w:p>
       <w:pPr>
+        <w:spacing w:before="0" w:after="0" w:line="20" w:lineRule="exact"/>
+        <w:sectPr>
+          <w:footerReference w:type="default" r:id="rIdFtrNone"/>
+          <w:pgSz w:w="12240" w:h="15840"/>
+          <w:pgMar w:top="1440" w:right="1440" w:bottom="1440" w:left="1440" w:header="720" w:footer="720" w:gutter="0"/>
+        </w:sectPr>
+      </w:pPr>
+    </w:p>
+    <w:p>
+      <w:pPr>
         <w:pageBreakBefore/>
         <w:spacing w:before="0" w:after="240" w:line="276" w:lineRule="exact"/>
         <w:ind w:left="0" w:firstLine="0"/>
@@ -1584,9 +1594,10 @@
       <w:pPr>
         <w:spacing w:before="0" w:after="0" w:line="20" w:lineRule="exact"/>
         <w:sectPr>
-          <w:footerReference w:type="default" r:id="rIdFtrNone"/>
+          <w:footerReference w:type="default" r:id="rIdFtrPage"/>
           <w:pgSz w:w="12240" w:h="15840"/>
           <w:pgMar w:top="1440" w:right="1440" w:bottom="1440" w:left="1440" w:header="720" w:footer="720" w:gutter="0"/>
+          <w:pgNumType w:fmt="lowerRoman" w:start="1"/>
         </w:sectPr>
       </w:pPr>
     </w:p>
